--- a/Demo_Presenter_Guide.docx
+++ b/Demo_Presenter_Guide.docx
@@ -8,7 +8,7 @@
         <w:jc w:val="center"/>
       </w:pPr>
       <w:r>
-        <w:t>H+ Health Insurance Demo</w:t>
+        <w:t>Bupa Fraud Detection Demo</w:t>
       </w:r>
     </w:p>
     <w:p>
@@ -42,7 +42,7 @@
         <w:pStyle w:val="ListNumber"/>
       </w:pPr>
       <w:r>
-        <w:t>2. Make sure you are on Slide 1</w:t>
+        <w:t>2. Make sure you are on Slide 1 (Agenda)</w:t>
       </w:r>
     </w:p>
     <w:p>
@@ -58,7 +58,7 @@
         <w:pStyle w:val="ListNumber"/>
       </w:pPr>
       <w:r>
-        <w:t>4. Test keyboard shortcuts: D (demo), S (slides), 1-6 (scenarios)</w:t>
+        <w:t>4. Test keyboard shortcuts: D (demo), S (slides), 1-6 (scenarios), 0 (restart)</w:t>
       </w:r>
     </w:p>
     <w:p/>
@@ -67,7 +67,7 @@
         <w:pStyle w:val="Heading1"/>
       </w:pPr>
       <w:r>
-        <w:t>Part 1: Slides (1-4)</w:t>
+        <w:t>Part 1: Slides (1-5)</w:t>
       </w:r>
     </w:p>
     <w:p>
@@ -75,7 +75,7 @@
         <w:pStyle w:val="Heading2"/>
       </w:pPr>
       <w:r>
-        <w:t>Slide 1: The Problem</w:t>
+        <w:t>Slide 1: Agenda</w:t>
       </w:r>
     </w:p>
     <w:p>
@@ -91,7 +91,7 @@
         <w:pStyle w:val="ListBullet2"/>
       </w:pPr>
       <w:r>
-        <w:t>Insurance fraud costs billions</w:t>
+        <w:t>Background — why prevention, not just recovery</w:t>
       </w:r>
     </w:p>
     <w:p>
@@ -99,7 +99,7 @@
         <w:pStyle w:val="ListBullet2"/>
       </w:pPr>
       <w:r>
-        <w:t>Current processes are manual and slow</w:t>
+        <w:t>Quantify Bupa Fraud POC — sizing the problem in Bupa’s own claims</w:t>
       </w:r>
     </w:p>
     <w:p>
@@ -107,7 +107,62 @@
         <w:pStyle w:val="ListBullet2"/>
       </w:pPr>
       <w:r>
-        <w:t>Investigators are overwhelmed</w:t>
+        <w:t>Target Outcome — what success looks like for Phase 1</w:t>
+      </w:r>
+    </w:p>
+    <w:p>
+      <w:pPr>
+        <w:pStyle w:val="ListBullet2"/>
+      </w:pPr>
+      <w:r>
+        <w:t>Requirements — what we’re asking for to get started</w:t>
+      </w:r>
+    </w:p>
+    <w:p/>
+    <w:p>
+      <w:r>
+        <w:t>Time: 30 seconds – 1 minute (quick roadmap, don’t over-explain)</w:t>
+      </w:r>
+    </w:p>
+    <w:p/>
+    <w:p>
+      <w:pPr>
+        <w:pStyle w:val="Heading2"/>
+      </w:pPr>
+      <w:r>
+        <w:t>Slide 2: The Problem</w:t>
+      </w:r>
+    </w:p>
+    <w:p>
+      <w:pPr>
+        <w:pStyle w:val="ListBullet"/>
+      </w:pPr>
+      <w:r>
+        <w:t>Talk about:</w:t>
+      </w:r>
+    </w:p>
+    <w:p>
+      <w:pPr>
+        <w:pStyle w:val="ListBullet2"/>
+      </w:pPr>
+      <w:r>
+        <w:t>1–3% of Bupa’s claims are estimated to contain fraud, waste or abuse — a conservative estimate, well below the 3–10% global industry benchmark</w:t>
+      </w:r>
+    </w:p>
+    <w:p>
+      <w:pPr>
+        <w:pStyle w:val="ListBullet2"/>
+      </w:pPr>
+      <w:r>
+        <w:t>Healthcare is Australia’s #1 most targeted sector for data breaches</w:t>
+      </w:r>
+    </w:p>
+    <w:p>
+      <w:pPr>
+        <w:pStyle w:val="ListBullet2"/>
+      </w:pPr>
+      <w:r>
+        <w:t>Recovery happens after a claim is paid. Prevention happens before. AI is what makes that shift possible.</w:t>
       </w:r>
     </w:p>
     <w:p/>
@@ -122,7 +177,7 @@
         <w:pStyle w:val="Heading2"/>
       </w:pPr>
       <w:r>
-        <w:t>Slide 2: The Solution</w:t>
+        <w:t>Slide 3: The Business Case for Prevention</w:t>
       </w:r>
     </w:p>
     <w:p>
@@ -138,7 +193,7 @@
         <w:pStyle w:val="ListBullet2"/>
       </w:pPr>
       <w:r>
-        <w:t>Pega Infinity 26.1 three-phase pipeline</w:t>
+        <w:t>Background — Bupa has traditionally caught fraud after a claim is paid, through audits and recoveries. This POC tests whether detection can happen before payment.</w:t>
       </w:r>
     </w:p>
     <w:p>
@@ -146,7 +201,7 @@
         <w:pStyle w:val="ListBullet2"/>
       </w:pPr>
       <w:r>
-        <w:t>Automated document validation</w:t>
+        <w:t>What the POC will entail — extract and analyse ~10,000 historical claims receipts, replayed initially through Phase 1, with future phases to follow</w:t>
       </w:r>
     </w:p>
     <w:p>
@@ -154,7 +209,7 @@
         <w:pStyle w:val="ListBullet2"/>
       </w:pPr>
       <w:r>
-        <w:t>Pattern detection at scale</w:t>
+        <w:t>How the POC will work — Extract, Analyse, Classify, Route, Validate</w:t>
       </w:r>
     </w:p>
     <w:p>
@@ -162,7 +217,15 @@
         <w:pStyle w:val="ListBullet2"/>
       </w:pPr>
       <w:r>
-        <w:t>AI-powered network analysis</w:t>
+        <w:t>Expected outcome — fraud detection capability, cases for investigator review, recovery potential (exact figures to be confirmed against the Phase 1 POC results)</w:t>
+      </w:r>
+    </w:p>
+    <w:p>
+      <w:pPr>
+        <w:pStyle w:val="ListBullet2"/>
+      </w:pPr>
+      <w:r>
+        <w:t>What’s needed — an executive project owner, AI Council approval, and resource/budget commitment for the Phase 1 build</w:t>
       </w:r>
     </w:p>
     <w:p/>
@@ -177,7 +240,7 @@
         <w:pStyle w:val="Heading2"/>
       </w:pPr>
       <w:r>
-        <w:t>Slide 3: Why It Matters</w:t>
+        <w:t>Slide 4: Three Phases (One Intelligent Pipeline)</w:t>
       </w:r>
     </w:p>
     <w:p>
@@ -193,7 +256,7 @@
         <w:pStyle w:val="ListBullet2"/>
       </w:pPr>
       <w:r>
-        <w:t>Real-time processing (under 3 minutes per claim)</w:t>
+        <w:t>Phase 1 — Document Forensics: is this document real and valid?</w:t>
       </w:r>
     </w:p>
     <w:p>
@@ -201,7 +264,7 @@
         <w:pStyle w:val="ListBullet2"/>
       </w:pPr>
       <w:r>
-        <w:t>No black-box scoring (every check is named)</w:t>
+        <w:t>Phase 2 — Provider &amp; Pattern Fraud: does this claim make sense?</w:t>
       </w:r>
     </w:p>
     <w:p>
@@ -209,7 +272,7 @@
         <w:pStyle w:val="ListBullet2"/>
       </w:pPr>
       <w:r>
-        <w:t>Investigators get complete evidence packages</w:t>
+        <w:t>Phase 3 — Organised Ring Fraud: who else is involved?</w:t>
       </w:r>
     </w:p>
     <w:p>
@@ -217,7 +280,7 @@
         <w:pStyle w:val="ListBullet2"/>
       </w:pPr>
       <w:r>
-        <w:t>APRA CPS 230 compliance</w:t>
+        <w:t>Pega Alerts &amp; Investigations Management (AIM) — every AI signal is reviewed by a human investigator; AI assists, humans decide</w:t>
       </w:r>
     </w:p>
     <w:p/>
@@ -232,7 +295,7 @@
         <w:pStyle w:val="Heading2"/>
       </w:pPr>
       <w:r>
-        <w:t>Slide 4: Lets See It In Action</w:t>
+        <w:t>Slide 5: Powered by Pega (Why Pega)</w:t>
       </w:r>
     </w:p>
     <w:p>
@@ -240,21 +303,37 @@
         <w:pStyle w:val="ListBullet"/>
       </w:pPr>
       <w:r>
-        <w:t>Say: Let me show you how this works in real-time...</w:t>
+        <w:t>Talk about:</w:t>
       </w:r>
     </w:p>
     <w:p>
       <w:pPr>
+        <w:pStyle w:val="ListBullet2"/>
+      </w:pPr>
+      <w:r>
+        <w:t>Proven platform, predictable per-case cost, self-improving, APRA CPS 230 alignment, fast to deploy, human oversight on every case</w:t>
+      </w:r>
+    </w:p>
+    <w:p>
+      <w:pPr>
         <w:pStyle w:val="ListBullet"/>
       </w:pPr>
       <w:r>
-        <w:t>Press D to go to Demo mode</w:t>
+        <w:t>Say: “Let me show you how this works in real-time…”</w:t>
+      </w:r>
+    </w:p>
+    <w:p>
+      <w:pPr>
+        <w:pStyle w:val="ListBullet"/>
+      </w:pPr>
+      <w:r>
+        <w:t>Click “Launch Demo →” (or press D) to go to Demo mode</w:t>
       </w:r>
     </w:p>
     <w:p/>
     <w:p>
       <w:r>
-        <w:t>Time: 30 seconds</w:t>
+        <w:t>Time: 1-2 minutes</w:t>
       </w:r>
     </w:p>
     <w:p/>
@@ -394,7 +473,7 @@
         <w:pStyle w:val="ListBullet2"/>
       </w:pPr>
       <w:r>
-        <w:t>Now watch what happens when there is a discrepancy between the claim and the receipt...</w:t>
+        <w:t>Now watch what happens when the member-entered data doesn’t match the actual receipt...</w:t>
       </w:r>
     </w:p>
     <w:p/>
@@ -411,7 +490,7 @@
         <w:pStyle w:val="ListBullet2"/>
       </w:pPr>
       <w:r>
-        <w:t>Member claims $487.50 but receipt shows $445.00</w:t>
+        <w:t>Member entered $487.50 but the receipt shows $445.00</w:t>
       </w:r>
     </w:p>
     <w:p>
@@ -419,7 +498,7 @@
         <w:pStyle w:val="ListBullet2"/>
       </w:pPr>
       <w:r>
-        <w:t>Phase 1: Document Forensics → FAILS at Claim-to-Receipt Match</w:t>
+        <w:t>Phase 1: Document Forensics → FAILS — Claim-to-Receipt Match (amber warning), plus Font Consistency and Metadata &amp; Provenance both fail (spliced typefaces, Photoshop metadata trail)</w:t>
       </w:r>
     </w:p>
     <w:p>
@@ -427,7 +506,7 @@
         <w:pStyle w:val="ListBullet2"/>
       </w:pPr>
       <w:r>
-        <w:t>Amber warning shows $42.50 discrepancy</w:t>
+        <w:t>A dedicated “Phase 1 Validation Failed” panel appears showing Member Entered ($487.50) vs Receipt Shows ($445.00) vs Discrepancy ($42.50, 10.8%) and “Result: MISMATCH DETECTED”</w:t>
       </w:r>
     </w:p>
     <w:p>
@@ -435,7 +514,15 @@
         <w:pStyle w:val="ListBullet2"/>
       </w:pPr>
       <w:r>
-        <w:t>Claim immediately rejected</w:t>
+        <w:t>Phases 2 and 3 never run for this claim — it’s scoped to Phase 1 only</w:t>
+      </w:r>
+    </w:p>
+    <w:p>
+      <w:pPr>
+        <w:pStyle w:val="ListBullet2"/>
+      </w:pPr>
+      <w:r>
+        <w:t>Escalated to the investigator queue, HIGH priority, 4-hour SLA</w:t>
       </w:r>
     </w:p>
     <w:p/>
@@ -444,7 +531,7 @@
         <w:pStyle w:val="ListBullet"/>
       </w:pPr>
       <w:r>
-        <w:t>Key message: Phase 1 catches document issues immediately. No bad claims get through.</w:t>
+        <w:t>Key message: Phase 1 catches document and data-entry issues immediately — no bad claims get through, and investigators see exactly what didn’t match.</w:t>
       </w:r>
     </w:p>
     <w:p/>
@@ -484,7 +571,7 @@
         <w:pStyle w:val="ListBullet2"/>
       </w:pPr>
       <w:r>
-        <w:t>This claim looks good on paper, but Phase 2 checks the provider against the ABR registry...</w:t>
+        <w:t>This claim looks good on paper, but Phase 2 checks the provider against the Australian Business Register...</w:t>
       </w:r>
     </w:p>
     <w:p/>
@@ -509,7 +596,7 @@
         <w:pStyle w:val="ListBullet2"/>
       </w:pPr>
       <w:r>
-        <w:t>Phase 2: Event Strategies → FAILS at Phantom ABN Detection</w:t>
+        <w:t>Phase 2: Event Strategies → FAILS at Phantom ABN Detection (ES-005)</w:t>
       </w:r>
     </w:p>
     <w:p>
@@ -517,7 +604,7 @@
         <w:pStyle w:val="ListBullet2"/>
       </w:pPr>
       <w:r>
-        <w:t>Provider not found in Australian Business Register</w:t>
+        <w:t>Provider’s ABN was cancelled in July 2024 — still being claimed under</w:t>
       </w:r>
     </w:p>
     <w:p>
@@ -534,7 +621,97 @@
         <w:pStyle w:val="ListBullet"/>
       </w:pPr>
       <w:r>
-        <w:t>Key message: Phase 2 performs pattern matching. It catches fake providers and suspicious behavior.</w:t>
+        <w:t>Key message: Phase 2 performs pattern matching. It catches fake or deregistered providers and suspicious behaviour.</w:t>
+      </w:r>
+    </w:p>
+    <w:p/>
+    <w:p>
+      <w:r>
+        <w:t>Time: 2 minutes</w:t>
+      </w:r>
+    </w:p>
+    <w:p/>
+    <w:p>
+      <w:pPr>
+        <w:pStyle w:val="Heading2"/>
+      </w:pPr>
+      <w:r>
+        <w:t>Scenario 4: CLM-0844 (Phase 2 Coordinated Cluster)</w:t>
+      </w:r>
+    </w:p>
+    <w:p>
+      <w:pPr>
+        <w:pStyle w:val="ListBullet"/>
+      </w:pPr>
+      <w:r>
+        <w:t>Press: 4</w:t>
+      </w:r>
+    </w:p>
+    <w:p/>
+    <w:p>
+      <w:pPr>
+        <w:pStyle w:val="ListBullet"/>
+      </w:pPr>
+      <w:r>
+        <w:t>What to say:</w:t>
+      </w:r>
+    </w:p>
+    <w:p>
+      <w:pPr>
+        <w:pStyle w:val="ListBullet2"/>
+      </w:pPr>
+      <w:r>
+        <w:t>Linda’s claim looks ordinary on its own — but Phase 2 cross-references it against every other recent claim...</w:t>
+      </w:r>
+    </w:p>
+    <w:p/>
+    <w:p>
+      <w:pPr>
+        <w:pStyle w:val="ListBullet"/>
+      </w:pPr>
+      <w:r>
+        <w:t>What happens:</w:t>
+      </w:r>
+    </w:p>
+    <w:p>
+      <w:pPr>
+        <w:pStyle w:val="ListBullet2"/>
+      </w:pPr>
+      <w:r>
+        <w:t>Phase 1 passes (document is real)</w:t>
+      </w:r>
+    </w:p>
+    <w:p>
+      <w:pPr>
+        <w:pStyle w:val="ListBullet2"/>
+      </w:pPr>
+      <w:r>
+        <w:t>Phase 2: Event Strategies → FAILS at ES-006 Cluster Flag</w:t>
+      </w:r>
+    </w:p>
+    <w:p>
+      <w:pPr>
+        <w:pStyle w:val="ListBullet2"/>
+      </w:pPr>
+      <w:r>
+        <w:t>Same payment account recurs across 6 other claims in 8 days — same provider, same suburb</w:t>
+      </w:r>
+    </w:p>
+    <w:p>
+      <w:pPr>
+        <w:pStyle w:val="ListBullet2"/>
+      </w:pPr>
+      <w:r>
+        <w:t>Routed to Standard Review Queue, MEDIUM priority, 24-hour SLA</w:t>
+      </w:r>
+    </w:p>
+    <w:p/>
+    <w:p>
+      <w:pPr>
+        <w:pStyle w:val="ListBullet"/>
+      </w:pPr>
+      <w:r>
+        <w:t>Key message: No single claim looks suspicious in isolation. Phase 2 sees the pattern across claims that a human reviewing one claim at a time never would.</w:t>
       </w:r>
     </w:p>
     <w:p/>
@@ -713,7 +890,7 @@
         <w:pStyle w:val="ListBullet2"/>
       </w:pPr>
       <w:r>
-        <w:t>Here is what a real fraud monitoring dashboard looks like. These 24 cases are accumulated intelligence from the pipeline. Investigators can filter by provider or member to see patterns.</w:t>
+        <w:t>Here is what a real fraud monitoring dashboard looks like. These 24 cases are accumulated intelligence from the pipeline. Investigators can filter by provider or member to see patterns, and the Discrepancy column flags claimed-vs-receipt mismatches like CLM-0842 at a glance.</w:t>
       </w:r>
     </w:p>
     <w:p/>
@@ -730,7 +907,7 @@
         <w:pStyle w:val="ListBullet2"/>
       </w:pPr>
       <w:r>
-        <w:t>Sort by Fraud Score (click header)</w:t>
+        <w:t>Sort by Fraud Score or Discrepancy (click header)</w:t>
       </w:r>
     </w:p>
     <w:p>
@@ -801,7 +978,7 @@
         <w:pStyle w:val="ListBullet"/>
       </w:pPr>
       <w:r>
-        <w:t>5. Catches everything from simple document tampering to sophisticated organized fraud.</w:t>
+        <w:t>5. Catches everything from simple document tampering to sophisticated organised fraud — and Phase 1 alone already catches data-entry mismatches, not just forged documents.</w:t>
       </w:r>
     </w:p>
     <w:p/>
@@ -818,7 +995,7 @@
         <w:pStyle w:val="ListBullet"/>
       </w:pPr>
       <w:r>
-        <w:t>Slides 1-4: 5-7 minutes</w:t>
+        <w:t>Slides 1-5: 7-9 minutes</w:t>
       </w:r>
     </w:p>
     <w:p>
@@ -842,7 +1019,15 @@
         <w:pStyle w:val="ListBullet"/>
       </w:pPr>
       <w:r>
-        <w:t>CLM-0843 (Phase 2): 2 minutes</w:t>
+        <w:t>CLM-0843 (Phase 2 — ABN): 2 minutes</w:t>
+      </w:r>
+    </w:p>
+    <w:p>
+      <w:pPr>
+        <w:pStyle w:val="ListBullet"/>
+      </w:pPr>
+      <w:r>
+        <w:t>CLM-0844 (Phase 2 — clustering, optional): 2 minutes</w:t>
       </w:r>
     </w:p>
     <w:p>
@@ -867,7 +1052,7 @@
         <w:pStyle w:val="ListBullet"/>
       </w:pPr>
       <w:r>
-        <w:t>Total: 15-20 minutes</w:t>
+        <w:t>Total: 17-23 minutes (15-19 minutes if CLM-0844 is skipped)</w:t>
       </w:r>
     </w:p>
     <w:sectPr>
